--- a/WEEK  2_UPLOAD_modified_29_7_2025_.docx
+++ b/WEEK  2_UPLOAD_modified_29_7_2025_.docx
@@ -3126,6 +3126,73 @@
           <w:szCs w:val="24"/>
         </w:rPr>
       </w:pPr>
+      <w:r>
+        <w:rPr>
+          <w:rFonts w:ascii="Times New Roman" w:hAnsi="Times New Roman" w:cs="Times New Roman"/>
+          <w:b/>
+          <w:noProof/>
+          <w:sz w:val="24"/>
+          <w:szCs w:val="24"/>
+          <w:lang w:val="en-US" w:eastAsia="en-US"/>
+        </w:rPr>
+        <w:drawing>
+          <wp:inline distT="0" distB="0" distL="0" distR="0">
+            <wp:extent cx="5731510" cy="2121533"/>
+            <wp:effectExtent l="19050" t="0" r="2540" b="0"/>
+            <wp:docPr id="20" name="Picture 20"/>
+            <wp:cNvGraphicFramePr>
+              <a:graphicFrameLocks xmlns:a="http://schemas.openxmlformats.org/drawingml/2006/main" noChangeAspect="1"/>
+            </wp:cNvGraphicFramePr>
+            <a:graphic xmlns:a="http://schemas.openxmlformats.org/drawingml/2006/main">
+              <a:graphicData uri="http://schemas.openxmlformats.org/drawingml/2006/picture">
+                <pic:pic xmlns:pic="http://schemas.openxmlformats.org/drawingml/2006/picture">
+                  <pic:nvPicPr>
+                    <pic:cNvPr id="0" name="Picture 20"/>
+                    <pic:cNvPicPr>
+                      <a:picLocks noChangeAspect="1" noChangeArrowheads="1"/>
+                    </pic:cNvPicPr>
+                  </pic:nvPicPr>
+                  <pic:blipFill>
+                    <a:blip r:embed="rId13"/>
+                    <a:srcRect/>
+                    <a:stretch>
+                      <a:fillRect/>
+                    </a:stretch>
+                  </pic:blipFill>
+                  <pic:spPr bwMode="auto">
+                    <a:xfrm>
+                      <a:off x="0" y="0"/>
+                      <a:ext cx="5731510" cy="2121533"/>
+                    </a:xfrm>
+                    <a:prstGeom prst="rect">
+                      <a:avLst/>
+                    </a:prstGeom>
+                    <a:noFill/>
+                    <a:ln w="9525">
+                      <a:noFill/>
+                      <a:miter lim="800000"/>
+                      <a:headEnd/>
+                      <a:tailEnd/>
+                    </a:ln>
+                  </pic:spPr>
+                </pic:pic>
+              </a:graphicData>
+            </a:graphic>
+          </wp:inline>
+        </w:drawing>
+      </w:r>
+    </w:p>
+    <w:p>
+      <w:pPr>
+        <w:pStyle w:val="HTMLPreformatted"/>
+        <w:rPr>
+          <w:rStyle w:val="HTMLCode"/>
+          <w:rFonts w:ascii="Times New Roman" w:hAnsi="Times New Roman" w:cs="Times New Roman"/>
+          <w:b/>
+          <w:sz w:val="24"/>
+          <w:szCs w:val="24"/>
+        </w:rPr>
+      </w:pPr>
     </w:p>
     <w:p>
       <w:pPr>
@@ -3704,6 +3771,7 @@
           <w:sz w:val="24"/>
           <w:szCs w:val="24"/>
         </w:rPr>
+        <w:lastRenderedPageBreak/>
         <w:tab/>
       </w:r>
       <w:proofErr w:type="gramStart"/>
@@ -3874,7 +3942,7 @@
         </w:rPr>
         <w:t xml:space="preserve"> origin </w:t>
       </w:r>
-      <w:hyperlink r:id="rId13" w:history="1">
+      <w:hyperlink r:id="rId14" w:history="1">
         <w:r>
           <w:rPr>
             <w:rStyle w:val="Hyperlink"/>
@@ -4519,7 +4587,7 @@
                     </pic:cNvPicPr>
                   </pic:nvPicPr>
                   <pic:blipFill>
-                    <a:blip r:embed="rId14"/>
+                    <a:blip r:embed="rId15"/>
                     <a:srcRect/>
                     <a:stretch>
                       <a:fillRect/>
@@ -4802,6 +4870,7 @@
           <w:szCs w:val="24"/>
           <w:lang w:eastAsia="en-IN"/>
         </w:rPr>
+        <w:lastRenderedPageBreak/>
         <w:t xml:space="preserve">                        </w:t>
       </w:r>
       <w:proofErr w:type="gramStart"/>
@@ -5065,7 +5134,6 @@
           <w:sz w:val="24"/>
           <w:szCs w:val="24"/>
         </w:rPr>
-        <w:lastRenderedPageBreak/>
         <w:t xml:space="preserve">Pruning Deleted </w:t>
       </w:r>
       <w:proofErr w:type="gramStart"/>
@@ -6381,7 +6449,6 @@
           <w:szCs w:val="24"/>
           <w:highlight w:val="lightGray"/>
         </w:rPr>
-        <w:lastRenderedPageBreak/>
         <w:t>git</w:t>
       </w:r>
       <w:proofErr w:type="gramEnd"/>
@@ -6435,6 +6502,7 @@
         <w:spacing w:after="120" w:line="240" w:lineRule="auto"/>
         <w:rPr>
           <w:rFonts w:ascii="Times New Roman" w:hAnsi="Times New Roman" w:cs="Times New Roman"/>
+          <w:b/>
           <w:sz w:val="24"/>
           <w:szCs w:val="24"/>
         </w:rPr>
@@ -6474,6 +6542,70 @@
           <w:szCs w:val="24"/>
         </w:rPr>
         <w:t xml:space="preserve"> log:</w:t>
+      </w:r>
+    </w:p>
+    <w:p>
+      <w:pPr>
+        <w:spacing w:after="120" w:line="240" w:lineRule="auto"/>
+        <w:rPr>
+          <w:rFonts w:ascii="Times New Roman" w:hAnsi="Times New Roman" w:cs="Times New Roman"/>
+          <w:sz w:val="24"/>
+          <w:szCs w:val="24"/>
+        </w:rPr>
+      </w:pPr>
+      <w:r>
+        <w:rPr>
+          <w:rFonts w:ascii="Times New Roman" w:hAnsi="Times New Roman" w:cs="Times New Roman"/>
+          <w:noProof/>
+          <w:sz w:val="24"/>
+          <w:szCs w:val="24"/>
+          <w:lang w:val="en-US"/>
+        </w:rPr>
+        <w:drawing>
+          <wp:inline distT="0" distB="0" distL="0" distR="0">
+            <wp:extent cx="5731510" cy="2266182"/>
+            <wp:effectExtent l="19050" t="0" r="2540" b="0"/>
+            <wp:docPr id="17" name="Picture 17"/>
+            <wp:cNvGraphicFramePr>
+              <a:graphicFrameLocks xmlns:a="http://schemas.openxmlformats.org/drawingml/2006/main" noChangeAspect="1"/>
+            </wp:cNvGraphicFramePr>
+            <a:graphic xmlns:a="http://schemas.openxmlformats.org/drawingml/2006/main">
+              <a:graphicData uri="http://schemas.openxmlformats.org/drawingml/2006/picture">
+                <pic:pic xmlns:pic="http://schemas.openxmlformats.org/drawingml/2006/picture">
+                  <pic:nvPicPr>
+                    <pic:cNvPr id="0" name="Picture 17"/>
+                    <pic:cNvPicPr>
+                      <a:picLocks noChangeAspect="1" noChangeArrowheads="1"/>
+                    </pic:cNvPicPr>
+                  </pic:nvPicPr>
+                  <pic:blipFill>
+                    <a:blip r:embed="rId16"/>
+                    <a:srcRect/>
+                    <a:stretch>
+                      <a:fillRect/>
+                    </a:stretch>
+                  </pic:blipFill>
+                  <pic:spPr bwMode="auto">
+                    <a:xfrm>
+                      <a:off x="0" y="0"/>
+                      <a:ext cx="5731510" cy="2266182"/>
+                    </a:xfrm>
+                    <a:prstGeom prst="rect">
+                      <a:avLst/>
+                    </a:prstGeom>
+                    <a:noFill/>
+                    <a:ln w="9525">
+                      <a:noFill/>
+                      <a:miter lim="800000"/>
+                      <a:headEnd/>
+                      <a:tailEnd/>
+                    </a:ln>
+                  </pic:spPr>
+                </pic:pic>
+              </a:graphicData>
+            </a:graphic>
+          </wp:inline>
+        </w:drawing>
       </w:r>
     </w:p>
     <w:p>
@@ -6580,6 +6712,73 @@
     </w:p>
     <w:p>
       <w:pPr>
+        <w:spacing w:after="120" w:line="240" w:lineRule="auto"/>
+        <w:ind w:left="720" w:firstLine="720"/>
+        <w:rPr>
+          <w:rFonts w:ascii="Times New Roman" w:hAnsi="Times New Roman" w:cs="Times New Roman"/>
+          <w:b/>
+          <w:sz w:val="24"/>
+          <w:szCs w:val="24"/>
+        </w:rPr>
+      </w:pPr>
+      <w:r>
+        <w:rPr>
+          <w:rFonts w:ascii="Times New Roman" w:hAnsi="Times New Roman" w:cs="Times New Roman"/>
+          <w:b/>
+          <w:noProof/>
+          <w:sz w:val="24"/>
+          <w:szCs w:val="24"/>
+          <w:lang w:val="en-US"/>
+        </w:rPr>
+        <w:drawing>
+          <wp:inline distT="0" distB="0" distL="0" distR="0">
+            <wp:extent cx="4386580" cy="2523490"/>
+            <wp:effectExtent l="19050" t="0" r="0" b="0"/>
+            <wp:docPr id="14" name="Picture 14"/>
+            <wp:cNvGraphicFramePr>
+              <a:graphicFrameLocks xmlns:a="http://schemas.openxmlformats.org/drawingml/2006/main" noChangeAspect="1"/>
+            </wp:cNvGraphicFramePr>
+            <a:graphic xmlns:a="http://schemas.openxmlformats.org/drawingml/2006/main">
+              <a:graphicData uri="http://schemas.openxmlformats.org/drawingml/2006/picture">
+                <pic:pic xmlns:pic="http://schemas.openxmlformats.org/drawingml/2006/picture">
+                  <pic:nvPicPr>
+                    <pic:cNvPr id="0" name="Picture 14"/>
+                    <pic:cNvPicPr>
+                      <a:picLocks noChangeAspect="1" noChangeArrowheads="1"/>
+                    </pic:cNvPicPr>
+                  </pic:nvPicPr>
+                  <pic:blipFill>
+                    <a:blip r:embed="rId17"/>
+                    <a:srcRect/>
+                    <a:stretch>
+                      <a:fillRect/>
+                    </a:stretch>
+                  </pic:blipFill>
+                  <pic:spPr bwMode="auto">
+                    <a:xfrm>
+                      <a:off x="0" y="0"/>
+                      <a:ext cx="4386580" cy="2523490"/>
+                    </a:xfrm>
+                    <a:prstGeom prst="rect">
+                      <a:avLst/>
+                    </a:prstGeom>
+                    <a:noFill/>
+                    <a:ln w="9525">
+                      <a:noFill/>
+                      <a:miter lim="800000"/>
+                      <a:headEnd/>
+                      <a:tailEnd/>
+                    </a:ln>
+                  </pic:spPr>
+                </pic:pic>
+              </a:graphicData>
+            </a:graphic>
+          </wp:inline>
+        </w:drawing>
+      </w:r>
+    </w:p>
+    <w:p>
+      <w:pPr>
         <w:pStyle w:val="ListParagraph"/>
         <w:numPr>
           <w:ilvl w:val="0"/>
@@ -6636,6 +6835,7 @@
         <w:ind w:left="1440"/>
         <w:rPr>
           <w:rFonts w:ascii="Times New Roman" w:hAnsi="Times New Roman" w:cs="Times New Roman"/>
+          <w:b/>
           <w:sz w:val="24"/>
           <w:szCs w:val="24"/>
         </w:rPr>
@@ -6648,6 +6848,7 @@
           <w:sz w:val="24"/>
           <w:szCs w:val="24"/>
         </w:rPr>
+        <w:lastRenderedPageBreak/>
         <w:t>git</w:t>
       </w:r>
       <w:proofErr w:type="gramEnd"/>
@@ -6662,6 +6863,70 @@
       </w:r>
       <w:bookmarkStart w:id="0" w:name="_GoBack"/>
       <w:bookmarkEnd w:id="0"/>
+    </w:p>
+    <w:p>
+      <w:pPr>
+        <w:spacing w:after="120" w:line="240" w:lineRule="auto"/>
+        <w:rPr>
+          <w:rFonts w:ascii="Times New Roman" w:hAnsi="Times New Roman" w:cs="Times New Roman"/>
+          <w:sz w:val="24"/>
+          <w:szCs w:val="24"/>
+        </w:rPr>
+      </w:pPr>
+      <w:r>
+        <w:rPr>
+          <w:rFonts w:ascii="Times New Roman" w:hAnsi="Times New Roman" w:cs="Times New Roman"/>
+          <w:noProof/>
+          <w:sz w:val="24"/>
+          <w:szCs w:val="24"/>
+          <w:lang w:val="en-US"/>
+        </w:rPr>
+        <w:drawing>
+          <wp:inline distT="0" distB="0" distL="0" distR="0">
+            <wp:extent cx="5731510" cy="1562237"/>
+            <wp:effectExtent l="19050" t="0" r="2540" b="0"/>
+            <wp:docPr id="23" name="Picture 23"/>
+            <wp:cNvGraphicFramePr>
+              <a:graphicFrameLocks xmlns:a="http://schemas.openxmlformats.org/drawingml/2006/main" noChangeAspect="1"/>
+            </wp:cNvGraphicFramePr>
+            <a:graphic xmlns:a="http://schemas.openxmlformats.org/drawingml/2006/main">
+              <a:graphicData uri="http://schemas.openxmlformats.org/drawingml/2006/picture">
+                <pic:pic xmlns:pic="http://schemas.openxmlformats.org/drawingml/2006/picture">
+                  <pic:nvPicPr>
+                    <pic:cNvPr id="0" name="Picture 23"/>
+                    <pic:cNvPicPr>
+                      <a:picLocks noChangeAspect="1" noChangeArrowheads="1"/>
+                    </pic:cNvPicPr>
+                  </pic:nvPicPr>
+                  <pic:blipFill>
+                    <a:blip r:embed="rId18"/>
+                    <a:srcRect/>
+                    <a:stretch>
+                      <a:fillRect/>
+                    </a:stretch>
+                  </pic:blipFill>
+                  <pic:spPr bwMode="auto">
+                    <a:xfrm>
+                      <a:off x="0" y="0"/>
+                      <a:ext cx="5731510" cy="1562237"/>
+                    </a:xfrm>
+                    <a:prstGeom prst="rect">
+                      <a:avLst/>
+                    </a:prstGeom>
+                    <a:noFill/>
+                    <a:ln w="9525">
+                      <a:noFill/>
+                      <a:miter lim="800000"/>
+                      <a:headEnd/>
+                      <a:tailEnd/>
+                    </a:ln>
+                  </pic:spPr>
+                </pic:pic>
+              </a:graphicData>
+            </a:graphic>
+          </wp:inline>
+        </w:drawing>
+      </w:r>
     </w:p>
     <w:p>
       <w:pPr>
@@ -7907,7 +8172,6 @@
           <w:szCs w:val="24"/>
           <w:lang w:eastAsia="en-IN"/>
         </w:rPr>
-        <w:lastRenderedPageBreak/>
         <w:t>After resolving:</w:t>
       </w:r>
     </w:p>
@@ -7954,6 +8218,7 @@
           <w:szCs w:val="24"/>
           <w:lang w:eastAsia="en-IN"/>
         </w:rPr>
+        <w:lastRenderedPageBreak/>
         <w:t>git add app.j</w:t>
       </w:r>
       <w:r>
@@ -9087,45 +9352,45 @@
           <w:sz w:val="24"/>
           <w:szCs w:val="24"/>
         </w:rPr>
+        <w:t>git</w:t>
+      </w:r>
+      <w:proofErr w:type="gramEnd"/>
+      <w:r>
+        <w:rPr>
+          <w:rFonts w:ascii="Times New Roman" w:hAnsi="Times New Roman" w:cs="Times New Roman"/>
+          <w:b/>
+          <w:sz w:val="24"/>
+          <w:szCs w:val="24"/>
+        </w:rPr>
+        <w:t xml:space="preserve"> stash apply       </w:t>
+      </w:r>
+      <w:r>
+        <w:rPr>
+          <w:rFonts w:ascii="Times New Roman" w:hAnsi="Times New Roman" w:cs="Times New Roman"/>
+          <w:sz w:val="24"/>
+          <w:szCs w:val="24"/>
+        </w:rPr>
+        <w:t># brings back your changes</w:t>
+      </w:r>
+    </w:p>
+    <w:p>
+      <w:pPr>
+        <w:jc w:val="both"/>
+        <w:rPr>
+          <w:rFonts w:ascii="Times New Roman" w:hAnsi="Times New Roman" w:cs="Times New Roman"/>
+          <w:b/>
+          <w:sz w:val="24"/>
+          <w:szCs w:val="24"/>
+        </w:rPr>
+      </w:pPr>
+      <w:r>
+        <w:rPr>
+          <w:rFonts w:ascii="Times New Roman" w:hAnsi="Times New Roman" w:cs="Times New Roman"/>
+          <w:b/>
+          <w:sz w:val="24"/>
+          <w:szCs w:val="24"/>
+        </w:rPr>
         <w:lastRenderedPageBreak/>
-        <w:t>git</w:t>
-      </w:r>
-      <w:proofErr w:type="gramEnd"/>
-      <w:r>
-        <w:rPr>
-          <w:rFonts w:ascii="Times New Roman" w:hAnsi="Times New Roman" w:cs="Times New Roman"/>
-          <w:b/>
-          <w:sz w:val="24"/>
-          <w:szCs w:val="24"/>
-        </w:rPr>
-        <w:t xml:space="preserve"> stash apply       </w:t>
-      </w:r>
-      <w:r>
-        <w:rPr>
-          <w:rFonts w:ascii="Times New Roman" w:hAnsi="Times New Roman" w:cs="Times New Roman"/>
-          <w:sz w:val="24"/>
-          <w:szCs w:val="24"/>
-        </w:rPr>
-        <w:t># brings back your changes</w:t>
-      </w:r>
-    </w:p>
-    <w:p>
-      <w:pPr>
-        <w:jc w:val="both"/>
-        <w:rPr>
-          <w:rFonts w:ascii="Times New Roman" w:hAnsi="Times New Roman" w:cs="Times New Roman"/>
-          <w:b/>
-          <w:sz w:val="24"/>
-          <w:szCs w:val="24"/>
-        </w:rPr>
-      </w:pPr>
-      <w:r>
-        <w:rPr>
-          <w:rFonts w:ascii="Times New Roman" w:hAnsi="Times New Roman" w:cs="Times New Roman"/>
-          <w:b/>
-          <w:sz w:val="24"/>
-          <w:szCs w:val="24"/>
-        </w:rPr>
         <w:t xml:space="preserve">17. </w:t>
       </w:r>
       <w:r>
